--- a/docs/Manual_Usuario_LMS_CeNAT.docx
+++ b/docs/Manual_Usuario_LMS_CeNAT.docx
@@ -88,7 +88,7 @@
           <w:sz w:val="20"/>
           <w:szCs w:val="20"/>
         </w:rPr>
-        <w:t xml:space="preserve">Versión 2.0 — actualizado tras revisión de seguridad</w:t>
+        <w:t xml:space="preserve">Versión 3.0 — agrega recuperación de contraseña, certificado de finalización y progreso por estudiante</w:t>
       </w:r>
     </w:p>
     <w:p>
@@ -951,6 +951,136 @@
     </w:p>
     <w:p>
       <w:pPr>
+        <w:pStyle w:val="Heading2"/>
+        <w:spacing w:after="150" w:before="300"/>
+      </w:pPr>
+      <w:r>
+        <w:t xml:space="preserve">2.11 Recuperar Contraseña</w:t>
+      </w:r>
+    </w:p>
+    <w:p>
+      <w:pPr>
+        <w:pStyle w:val="ListParagraph"/>
+        <w:numPr>
+          <w:ilvl w:val="0"/>
+          <w:numId w:val="1"/>
+        </w:numPr>
+        <w:spacing w:after="80"/>
+      </w:pPr>
+      <w:r>
+        <w:t xml:space="preserve">En la página de inicio de sesión, hacer clic en "¿Olvidaste tu contraseña?"</w:t>
+      </w:r>
+    </w:p>
+    <w:p>
+      <w:pPr>
+        <w:pStyle w:val="ListParagraph"/>
+        <w:numPr>
+          <w:ilvl w:val="0"/>
+          <w:numId w:val="1"/>
+        </w:numPr>
+        <w:spacing w:after="80"/>
+      </w:pPr>
+      <w:r>
+        <w:t xml:space="preserve">Ingresar el correo electrónico registrado y hacer clic en "Enviar enlace de recuperación"</w:t>
+      </w:r>
+    </w:p>
+    <w:p>
+      <w:pPr>
+        <w:pStyle w:val="ListParagraph"/>
+        <w:numPr>
+          <w:ilvl w:val="0"/>
+          <w:numId w:val="1"/>
+        </w:numPr>
+        <w:spacing w:after="80"/>
+      </w:pPr>
+      <w:r>
+        <w:t xml:space="preserve">Revisar la bandeja de entrada (y la carpeta de spam) y hacer clic en el enlace recibido por correo</w:t>
+      </w:r>
+    </w:p>
+    <w:p>
+      <w:pPr>
+        <w:pStyle w:val="ListParagraph"/>
+        <w:numPr>
+          <w:ilvl w:val="0"/>
+          <w:numId w:val="1"/>
+        </w:numPr>
+        <w:spacing w:after="80"/>
+      </w:pPr>
+      <w:r>
+        <w:t xml:space="preserve">Ingresar la nueva contraseña (mínimo 6 caracteres) y confirmarla</w:t>
+      </w:r>
+    </w:p>
+    <w:p>
+      <w:pPr>
+        <w:pStyle w:val="ListParagraph"/>
+        <w:numPr>
+          <w:ilvl w:val="0"/>
+          <w:numId w:val="1"/>
+        </w:numPr>
+        <w:spacing w:after="80"/>
+      </w:pPr>
+      <w:r>
+        <w:t xml:space="preserve">Hacer clic en "Restablecer contraseña"; serás redirigido a la página de inicio de sesión</w:t>
+      </w:r>
+    </w:p>
+    <w:p>
+      <w:pPr>
+        <w:spacing w:after="150"/>
+      </w:pPr>
+      <w:r>
+        <w:t xml:space="preserve">Nota: por seguridad, el sistema muestra el mismo mensaje de confirmación exista o no una cuenta registrada con ese correo. El enlace de recuperación expira en 1 hora y solo puede usarse una vez.</w:t>
+      </w:r>
+    </w:p>
+    <w:p>
+      <w:pPr>
+        <w:pStyle w:val="Heading2"/>
+        <w:spacing w:after="150" w:before="300"/>
+      </w:pPr>
+      <w:r>
+        <w:t xml:space="preserve">2.12 Descargar Certificado de Finalización</w:t>
+      </w:r>
+    </w:p>
+    <w:p>
+      <w:pPr>
+        <w:pStyle w:val="ListParagraph"/>
+        <w:numPr>
+          <w:ilvl w:val="0"/>
+          <w:numId w:val="1"/>
+        </w:numPr>
+        <w:spacing w:after="80"/>
+      </w:pPr>
+      <w:r>
+        <w:t xml:space="preserve">Al completar el 100% de los contenidos de un curso (todos los videos y archivos marcados como completados), aparece el botón "Descargar certificado"</w:t>
+      </w:r>
+    </w:p>
+    <w:p>
+      <w:pPr>
+        <w:pStyle w:val="ListParagraph"/>
+        <w:numPr>
+          <w:ilvl w:val="0"/>
+          <w:numId w:val="1"/>
+        </w:numPr>
+        <w:spacing w:after="80"/>
+      </w:pPr>
+      <w:r>
+        <w:t xml:space="preserve">El botón se muestra tanto en la ventana de felicitación como en la tarjeta "Información del curso" dentro del detalle del curso</w:t>
+      </w:r>
+    </w:p>
+    <w:p>
+      <w:pPr>
+        <w:pStyle w:val="ListParagraph"/>
+        <w:numPr>
+          <w:ilvl w:val="0"/>
+          <w:numId w:val="1"/>
+        </w:numPr>
+        <w:spacing w:after="80"/>
+      </w:pPr>
+      <w:r>
+        <w:t xml:space="preserve">Hacer clic en el botón para descargar el certificado en formato PDF, con tu nombre, el nombre del curso y la fecha en que lo completaste</w:t>
+      </w:r>
+    </w:p>
+    <w:p>
+      <w:pPr>
         <w:pStyle w:val="Heading1"/>
         <w:spacing w:after="200" w:before="400"/>
       </w:pPr>
@@ -1548,6 +1678,67 @@
       </w:pPr>
       <w:r>
         <w:t xml:space="preserve">No es posible desactivar ni eliminar tu propia cuenta de administrador</w:t>
+      </w:r>
+    </w:p>
+    <w:p>
+      <w:pPr>
+        <w:pStyle w:val="Heading2"/>
+        <w:spacing w:after="150" w:before="300"/>
+      </w:pPr>
+      <w:r>
+        <w:t xml:space="preserve">3.11 Ver Progreso de Estudiantes por Curso</w:t>
+      </w:r>
+    </w:p>
+    <w:p>
+      <w:pPr>
+        <w:pStyle w:val="ListParagraph"/>
+        <w:numPr>
+          <w:ilvl w:val="0"/>
+          <w:numId w:val="1"/>
+        </w:numPr>
+        <w:spacing w:after="80"/>
+      </w:pPr>
+      <w:r>
+        <w:t xml:space="preserve">Ir a Administración → Cursos</w:t>
+      </w:r>
+    </w:p>
+    <w:p>
+      <w:pPr>
+        <w:pStyle w:val="ListParagraph"/>
+        <w:numPr>
+          <w:ilvl w:val="0"/>
+          <w:numId w:val="1"/>
+        </w:numPr>
+        <w:spacing w:after="80"/>
+      </w:pPr>
+      <w:r>
+        <w:t xml:space="preserve">Hacer clic en el ícono de birrete (🎓) junto al curso deseado, en la columna de acciones</w:t>
+      </w:r>
+    </w:p>
+    <w:p>
+      <w:pPr>
+        <w:pStyle w:val="ListParagraph"/>
+        <w:numPr>
+          <w:ilvl w:val="0"/>
+          <w:numId w:val="1"/>
+        </w:numPr>
+        <w:spacing w:after="80"/>
+      </w:pPr>
+      <w:r>
+        <w:t xml:space="preserve">Se muestra la lista de estudiantes inscritos en ese curso, con su porcentaje de progreso, fecha de inscripción y fecha de finalización (si ya completaron el curso)</w:t>
+      </w:r>
+    </w:p>
+    <w:p>
+      <w:pPr>
+        <w:pStyle w:val="ListParagraph"/>
+        <w:numPr>
+          <w:ilvl w:val="0"/>
+          <w:numId w:val="1"/>
+        </w:numPr>
+        <w:spacing w:after="80"/>
+      </w:pPr>
+      <w:r>
+        <w:t xml:space="preserve">La lista está ordenada de mayor a menor progreso</w:t>
       </w:r>
     </w:p>
     <w:p>
@@ -2036,6 +2227,82 @@
           </w:p>
         </w:tc>
       </w:tr>
+      <w:tr>
+        <w:tc>
+          <w:tcPr>
+            <w:tcW w:type="dxa" w:w="3200"/>
+            <w:shd w:fill="FFFFFF" w:val="clear"/>
+            <w:vAlign w:val="center"/>
+          </w:tcPr>
+          <w:p>
+            <w:r>
+              <w:rPr>
+                <w:b w:val="false"/>
+                <w:bCs w:val="false"/>
+                <w:sz w:val="18"/>
+                <w:szCs w:val="18"/>
+              </w:rPr>
+              <w:t xml:space="preserve">No recibo el correo de recuperación de contraseña</w:t>
+            </w:r>
+          </w:p>
+        </w:tc>
+        <w:tc>
+          <w:tcPr>
+            <w:tcW w:type="dxa" w:w="6800"/>
+            <w:shd w:fill="FFFFFF" w:val="clear"/>
+            <w:vAlign w:val="center"/>
+          </w:tcPr>
+          <w:p>
+            <w:r>
+              <w:rPr>
+                <w:b w:val="false"/>
+                <w:bCs w:val="false"/>
+                <w:sz w:val="18"/>
+                <w:szCs w:val="18"/>
+              </w:rPr>
+              <w:t xml:space="preserve">Revisa la carpeta de spam. El enlace expira en 1 hora; si pasó ese tiempo, solicita uno nuevo desde "¿Olvidaste tu contraseña?"</w:t>
+            </w:r>
+          </w:p>
+        </w:tc>
+      </w:tr>
+      <w:tr>
+        <w:tc>
+          <w:tcPr>
+            <w:tcW w:type="dxa" w:w="3200"/>
+            <w:shd w:fill="FFFFFF" w:val="clear"/>
+            <w:vAlign w:val="center"/>
+          </w:tcPr>
+          <w:p>
+            <w:r>
+              <w:rPr>
+                <w:b w:val="false"/>
+                <w:bCs w:val="false"/>
+                <w:sz w:val="18"/>
+                <w:szCs w:val="18"/>
+              </w:rPr>
+              <w:t xml:space="preserve">No aparece el botón de descargar certificado</w:t>
+            </w:r>
+          </w:p>
+        </w:tc>
+        <w:tc>
+          <w:tcPr>
+            <w:tcW w:type="dxa" w:w="6800"/>
+            <w:shd w:fill="FFFFFF" w:val="clear"/>
+            <w:vAlign w:val="center"/>
+          </w:tcPr>
+          <w:p>
+            <w:r>
+              <w:rPr>
+                <w:b w:val="false"/>
+                <w:bCs w:val="false"/>
+                <w:sz w:val="18"/>
+                <w:szCs w:val="18"/>
+              </w:rPr>
+              <w:t xml:space="preserve">Debes completar el 100% de los contenidos del curso: todos los videos y archivos deben estar marcados como completados.</w:t>
+            </w:r>
+          </w:p>
+        </w:tc>
+      </w:tr>
     </w:tbl>
     <w:p>
       <w:pPr>
@@ -2443,6 +2710,82 @@
                 <w:szCs w:val="18"/>
               </w:rPr>
               <w:t xml:space="preserve">Laboratorio Nacional de Biotecnología Ambiental</w:t>
+            </w:r>
+          </w:p>
+        </w:tc>
+      </w:tr>
+      <w:tr>
+        <w:tc>
+          <w:tcPr>
+            <w:tcW w:type="dxa" w:w="2200"/>
+            <w:shd w:fill="FFFFFF" w:val="clear"/>
+            <w:vAlign w:val="center"/>
+          </w:tcPr>
+          <w:p>
+            <w:r>
+              <w:rPr>
+                <w:b w:val="false"/>
+                <w:bCs w:val="false"/>
+                <w:sz w:val="18"/>
+                <w:szCs w:val="18"/>
+              </w:rPr>
+              <w:t xml:space="preserve">Certificado</w:t>
+            </w:r>
+          </w:p>
+        </w:tc>
+        <w:tc>
+          <w:tcPr>
+            <w:tcW w:type="dxa" w:w="7800"/>
+            <w:shd w:fill="FFFFFF" w:val="clear"/>
+            <w:vAlign w:val="center"/>
+          </w:tcPr>
+          <w:p>
+            <w:r>
+              <w:rPr>
+                <w:b w:val="false"/>
+                <w:bCs w:val="false"/>
+                <w:sz w:val="18"/>
+                <w:szCs w:val="18"/>
+              </w:rPr>
+              <w:t xml:space="preserve">Documento PDF que se puede descargar al completar el 100% de los contenidos de un curso, con el nombre del estudiante, el curso y la fecha de finalización</w:t>
+            </w:r>
+          </w:p>
+        </w:tc>
+      </w:tr>
+      <w:tr>
+        <w:tc>
+          <w:tcPr>
+            <w:tcW w:type="dxa" w:w="2200"/>
+            <w:shd w:fill="FFFFFF" w:val="clear"/>
+            <w:vAlign w:val="center"/>
+          </w:tcPr>
+          <w:p>
+            <w:r>
+              <w:rPr>
+                <w:b w:val="false"/>
+                <w:bCs w:val="false"/>
+                <w:sz w:val="18"/>
+                <w:szCs w:val="18"/>
+              </w:rPr>
+              <w:t xml:space="preserve">Token de recuperación</w:t>
+            </w:r>
+          </w:p>
+        </w:tc>
+        <w:tc>
+          <w:tcPr>
+            <w:tcW w:type="dxa" w:w="7800"/>
+            <w:shd w:fill="FFFFFF" w:val="clear"/>
+            <w:vAlign w:val="center"/>
+          </w:tcPr>
+          <w:p>
+            <w:r>
+              <w:rPr>
+                <w:b w:val="false"/>
+                <w:bCs w:val="false"/>
+                <w:sz w:val="18"/>
+                <w:szCs w:val="18"/>
+              </w:rPr>
+              <w:t xml:space="preserve">Enlace de un solo uso, válido por 1 hora, que se envía por correo para restablecer la contraseña de una cuenta</w:t>
             </w:r>
           </w:p>
         </w:tc>
